--- a/examples/tutorial/doc/README.docx
+++ b/examples/tutorial/doc/README.docx
@@ -2,7 +2,7 @@
 <file path=word/document.xml><?xml version="1.0" encoding="utf-8"?>
 <w:document xmlns:w="http://schemas.openxmlformats.org/wordprocessingml/2006/main" xmlns:m="http://schemas.openxmlformats.org/officeDocument/2006/math" xmlns:r="http://schemas.openxmlformats.org/officeDocument/2006/relationships" xmlns:o="urn:schemas-microsoft-com:office:office" xmlns:v="urn:schemas-microsoft-com:vml" xmlns:w10="urn:schemas-microsoft-com:office:word" xmlns:a="http://schemas.openxmlformats.org/drawingml/2006/main" xmlns:pic="http://schemas.openxmlformats.org/drawingml/2006/picture" xmlns:wp="http://schemas.openxmlformats.org/drawingml/2006/wordprocessingDrawing">
   <w:body>
-    <w:bookmarkStart w:id="33" w:name="tutorial-track"/>
+    <w:bookmarkStart w:id="22" w:name="tutorial-track"/>
     <w:p>
       <w:pPr>
         <w:pStyle w:val="Heading1"/>
@@ -73,7 +73,7 @@
           <w:numId w:val="1001"/>
         </w:numPr>
       </w:pPr>
-      <w:hyperlink r:id="rId20">
+      <w:hyperlink r:id="rId9">
         <w:r>
           <w:rPr>
             <w:rStyle w:val="Hyperlink"/>
@@ -96,7 +96,7 @@
           <w:numId w:val="1001"/>
         </w:numPr>
       </w:pPr>
-      <w:hyperlink r:id="rId21">
+      <w:hyperlink r:id="rId10">
         <w:r>
           <w:rPr>
             <w:rStyle w:val="Hyperlink"/>
@@ -119,7 +119,7 @@
           <w:numId w:val="1001"/>
         </w:numPr>
       </w:pPr>
-      <w:hyperlink r:id="rId22">
+      <w:hyperlink r:id="rId11">
         <w:r>
           <w:rPr>
             <w:rStyle w:val="Hyperlink"/>
@@ -142,7 +142,7 @@
           <w:numId w:val="1001"/>
         </w:numPr>
       </w:pPr>
-      <w:hyperlink r:id="rId23">
+      <w:hyperlink r:id="rId12">
         <w:r>
           <w:rPr>
             <w:rStyle w:val="Hyperlink"/>
@@ -165,7 +165,7 @@
           <w:numId w:val="1001"/>
         </w:numPr>
       </w:pPr>
-      <w:hyperlink r:id="rId24">
+      <w:hyperlink r:id="rId13">
         <w:r>
           <w:rPr>
             <w:rStyle w:val="Hyperlink"/>
@@ -188,7 +188,7 @@
           <w:numId w:val="1001"/>
         </w:numPr>
       </w:pPr>
-      <w:hyperlink r:id="rId25">
+      <w:hyperlink r:id="rId14">
         <w:r>
           <w:rPr>
             <w:rStyle w:val="Hyperlink"/>
@@ -211,7 +211,7 @@
           <w:numId w:val="1001"/>
         </w:numPr>
       </w:pPr>
-      <w:hyperlink r:id="rId26">
+      <w:hyperlink r:id="rId15">
         <w:r>
           <w:rPr>
             <w:rStyle w:val="Hyperlink"/>
@@ -234,7 +234,7 @@
           <w:numId w:val="1001"/>
         </w:numPr>
       </w:pPr>
-      <w:hyperlink r:id="rId27">
+      <w:hyperlink r:id="rId16">
         <w:r>
           <w:rPr>
             <w:rStyle w:val="Hyperlink"/>
@@ -257,7 +257,7 @@
           <w:numId w:val="1001"/>
         </w:numPr>
       </w:pPr>
-      <w:hyperlink r:id="rId28">
+      <w:hyperlink r:id="rId17">
         <w:r>
           <w:rPr>
             <w:rStyle w:val="Hyperlink"/>
@@ -280,7 +280,7 @@
           <w:numId w:val="1001"/>
         </w:numPr>
       </w:pPr>
-      <w:hyperlink r:id="rId29">
+      <w:hyperlink r:id="rId18">
         <w:r>
           <w:rPr>
             <w:rStyle w:val="Hyperlink"/>
@@ -303,7 +303,7 @@
           <w:numId w:val="1001"/>
         </w:numPr>
       </w:pPr>
-      <w:hyperlink r:id="rId30">
+      <w:hyperlink r:id="rId19">
         <w:r>
           <w:rPr>
             <w:rStyle w:val="Hyperlink"/>
@@ -326,7 +326,7 @@
           <w:numId w:val="1001"/>
         </w:numPr>
       </w:pPr>
-      <w:hyperlink r:id="rId31">
+      <w:hyperlink r:id="rId20">
         <w:r>
           <w:rPr>
             <w:rStyle w:val="Hyperlink"/>
@@ -349,7 +349,7 @@
           <w:numId w:val="1001"/>
         </w:numPr>
       </w:pPr>
-      <w:hyperlink r:id="rId32">
+      <w:hyperlink r:id="rId21">
         <w:r>
           <w:rPr>
             <w:rStyle w:val="Hyperlink"/>
@@ -364,7 +364,7 @@
         <w:t xml:space="preserve">- create a custom learner while preserving the same workflow structure.</w:t>
       </w:r>
     </w:p>
-    <w:bookmarkEnd w:id="33"/>
+    <w:bookmarkEnd w:id="22"/>
     <w:sectPr>
       <w:footnotePr>
         <w:numRestart w:val="eachSect"/>
@@ -592,10 +592,10 @@
   <w:docDefaults>
     <w:rPrDefault>
       <w:rPr>
-        <w:rFonts w:asciiTheme="minorHAnsi" w:cstheme="minorBidi" w:eastAsiaTheme="minorHAnsi" w:hAnsiTheme="minorHAnsi"/>
+        <w:rFonts w:asciiTheme="minorHAnsi" w:cstheme="minorBidi" w:eastAsiaTheme="minorEastAsia" w:hAnsiTheme="minorHAnsi"/>
         <w:sz w:val="24"/>
         <w:szCs w:val="24"/>
-        <w:lang w:bidi="ar-SA" w:eastAsia="en-US" w:val="en-US"/>
+        <w:lang w:bidi="ar-SA" w:eastAsia="zh-CN" w:val="en-US"/>
       </w:rPr>
     </w:rPrDefault>
     <w:pPrDefault>
@@ -1136,13 +1136,6 @@
       </w:tblCellMar>
     </w:tblPr>
     <w:tblStylePr w:type="firstRow">
-      <w:tblPr>
-        <w:jc w:val="left"/>
-        <w:tblInd w:type="dxa" w:w="0"/>
-      </w:tblPr>
-      <w:trPr>
-        <w:jc w:val="left"/>
-      </w:trPr>
       <w:tcPr>
         <w:tcBorders>
           <w:bottom w:val="single"/>

--- a/examples/tutorial/doc/README.docx
+++ b/examples/tutorial/doc/README.docx
@@ -2,7 +2,7 @@
 <file path=word/document.xml><?xml version="1.0" encoding="utf-8"?>
 <w:document xmlns:w="http://schemas.openxmlformats.org/wordprocessingml/2006/main" xmlns:m="http://schemas.openxmlformats.org/officeDocument/2006/math" xmlns:r="http://schemas.openxmlformats.org/officeDocument/2006/relationships" xmlns:o="urn:schemas-microsoft-com:office:office" xmlns:v="urn:schemas-microsoft-com:vml" xmlns:w10="urn:schemas-microsoft-com:office:word" xmlns:a="http://schemas.openxmlformats.org/drawingml/2006/main" xmlns:pic="http://schemas.openxmlformats.org/drawingml/2006/picture" xmlns:wp="http://schemas.openxmlformats.org/drawingml/2006/wordprocessingDrawing">
   <w:body>
-    <w:bookmarkStart w:id="22" w:name="tutorial-track"/>
+    <w:bookmarkStart w:id="26" w:name="tutorial-track"/>
     <w:p>
       <w:pPr>
         <w:pStyle w:val="Heading1"/>
@@ -16,7 +16,7 @@
         <w:pStyle w:val="FirstParagraph"/>
       </w:pPr>
       <w:r>
-        <w:t xml:space="preserve">This section reorganizes</w:t>
+        <w:t xml:space="preserve">This section presents</w:t>
       </w:r>
       <w:r>
         <w:t xml:space="preserve"> </w:t>
@@ -31,7 +31,7 @@
         <w:t xml:space="preserve"> </w:t>
       </w:r>
       <w:r>
-        <w:t xml:space="preserve">as a guided learning path. Instead of presenting only isolated functions, the tutorials below walk through the main decisions that appear in a data mining study: understanding the workflow, splitting data, cleaning and transforming attributes, building baselines, reading metrics, comparing models, tuning, integrating complete pipelines, and extending the framework.</w:t>
+        <w:t xml:space="preserve">as a guided learning path. The numbering now leaves semantic gaps so the reader can distinguish preparation tutorials, classification-analysis tutorials, end-to-end workflow transfer, and closing topics such as visual reporting and extension.</w:t>
       </w:r>
     </w:p>
     <w:p>
@@ -39,30 +39,24 @@
         <w:pStyle w:val="BodyText"/>
       </w:pPr>
       <w:r>
-        <w:t xml:space="preserve">The sequence is cumulative. Each tutorial introduces one main objective, explains why that step matters in a mining project, and then shows the code with more context than the reference examples. The goal is to help both readers who are new to</w:t>
-      </w:r>
-      <w:r>
-        <w:t xml:space="preserve"> </w:t>
-      </w:r>
-      <w:r>
-        <w:rPr>
-          <w:rStyle w:val="VerbatimChar"/>
-        </w:rPr>
-        <w:t xml:space="preserve">daltoolbox</w:t>
-      </w:r>
-      <w:r>
-        <w:t xml:space="preserve"> </w:t>
-      </w:r>
-      <w:r>
-        <w:t xml:space="preserve">and readers who are still learning the logic of data mining experiments.</w:t>
-      </w:r>
-    </w:p>
-    <w:p>
-      <w:pPr>
-        <w:pStyle w:val="BodyText"/>
-      </w:pPr>
-      <w:r>
-        <w:t xml:space="preserve">Recommended reading order:</w:t>
+        <w:t xml:space="preserve">The sequence is cumulative. Each tutorial introduces one main decision in a data mining study, explains why that step matters, and keeps the code close to that learning objective.</w:t>
+      </w:r>
+    </w:p>
+    <w:bookmarkStart w:id="13" w:name="foundations"/>
+    <w:p>
+      <w:pPr>
+        <w:pStyle w:val="Heading2"/>
+      </w:pPr>
+      <w:r>
+        <w:t xml:space="preserve">Foundations</w:t>
+      </w:r>
+    </w:p>
+    <w:p>
+      <w:pPr>
+        <w:pStyle w:val="FirstParagraph"/>
+      </w:pPr>
+      <w:r>
+        <w:t xml:space="preserve">Start here if you want the minimum workflow before comparing learners or tuning parameters.</w:t>
       </w:r>
     </w:p>
     <w:p>
@@ -157,35 +151,30 @@
         <w:t xml:space="preserve">- normalize data and reduce redundant variables.</w:t>
       </w:r>
     </w:p>
+    <w:bookmarkEnd w:id="13"/>
+    <w:bookmarkStart w:id="18" w:name="classification-study-cycle"/>
+    <w:p>
+      <w:pPr>
+        <w:pStyle w:val="Heading2"/>
+      </w:pPr>
+      <w:r>
+        <w:t xml:space="preserve">Classification Study Cycle</w:t>
+      </w:r>
+    </w:p>
+    <w:p>
+      <w:pPr>
+        <w:pStyle w:val="FirstParagraph"/>
+      </w:pPr>
+      <w:r>
+        <w:t xml:space="preserve">This block keeps the reader inside one supervised task while varying the analytical question: baseline, metrics, comparison, and tuning.</w:t>
+      </w:r>
+    </w:p>
     <w:p>
       <w:pPr>
         <w:pStyle w:val="Compact"/>
         <w:numPr>
           <w:ilvl w:val="0"/>
-          <w:numId w:val="1001"/>
-        </w:numPr>
-      </w:pPr>
-      <w:hyperlink r:id="rId13">
-        <w:r>
-          <w:rPr>
-            <w:rStyle w:val="Hyperlink"/>
-          </w:rPr>
-          <w:t xml:space="preserve">05-baseline-classification.md</w:t>
-        </w:r>
-      </w:hyperlink>
-      <w:r>
-        <w:t xml:space="preserve"> </w:t>
-      </w:r>
-      <w:r>
-        <w:t xml:space="preserve">- start with a baseline before trying stronger learners.</w:t>
-      </w:r>
-    </w:p>
-    <w:p>
-      <w:pPr>
-        <w:pStyle w:val="Compact"/>
-        <w:numPr>
-          <w:ilvl w:val="0"/>
-          <w:numId w:val="1001"/>
+          <w:numId w:val="1002"/>
         </w:numPr>
       </w:pPr>
       <w:hyperlink r:id="rId14">
@@ -193,14 +182,14 @@
           <w:rPr>
             <w:rStyle w:val="Hyperlink"/>
           </w:rPr>
-          <w:t xml:space="preserve">06-metrics-and-evaluation.md</w:t>
+          <w:t xml:space="preserve">10-baseline-classification.md</w:t>
         </w:r>
       </w:hyperlink>
       <w:r>
         <w:t xml:space="preserve"> </w:t>
       </w:r>
       <w:r>
-        <w:t xml:space="preserve">- read classification results with more care and connect metrics to model behavior.</w:t>
+        <w:t xml:space="preserve">- start with a baseline before trying stronger learners.</w:t>
       </w:r>
     </w:p>
     <w:p>
@@ -208,7 +197,7 @@
         <w:pStyle w:val="Compact"/>
         <w:numPr>
           <w:ilvl w:val="0"/>
-          <w:numId w:val="1001"/>
+          <w:numId w:val="1002"/>
         </w:numPr>
       </w:pPr>
       <w:hyperlink r:id="rId15">
@@ -216,14 +205,14 @@
           <w:rPr>
             <w:rStyle w:val="Hyperlink"/>
           </w:rPr>
-          <w:t xml:space="preserve">07-model-comparison.md</w:t>
+          <w:t xml:space="preserve">11-metrics-and-evaluation.md</w:t>
         </w:r>
       </w:hyperlink>
       <w:r>
         <w:t xml:space="preserve"> </w:t>
       </w:r>
       <w:r>
-        <w:t xml:space="preserve">- compare different learners under the same split and evaluation protocol.</w:t>
+        <w:t xml:space="preserve">- read classification results with more care and connect metrics to model behavior.</w:t>
       </w:r>
     </w:p>
     <w:p>
@@ -231,7 +220,7 @@
         <w:pStyle w:val="Compact"/>
         <w:numPr>
           <w:ilvl w:val="0"/>
-          <w:numId w:val="1001"/>
+          <w:numId w:val="1002"/>
         </w:numPr>
       </w:pPr>
       <w:hyperlink r:id="rId16">
@@ -239,14 +228,14 @@
           <w:rPr>
             <w:rStyle w:val="Hyperlink"/>
           </w:rPr>
-          <w:t xml:space="preserve">08-tuning-workflow.md</w:t>
+          <w:t xml:space="preserve">12-model-comparison.md</w:t>
         </w:r>
       </w:hyperlink>
       <w:r>
         <w:t xml:space="preserve"> </w:t>
       </w:r>
       <w:r>
-        <w:t xml:space="preserve">- use hyperparameter search in a controlled way.</w:t>
+        <w:t xml:space="preserve">- compare different learners under the same split and evaluation protocol.</w:t>
       </w:r>
     </w:p>
     <w:p>
@@ -254,7 +243,7 @@
         <w:pStyle w:val="Compact"/>
         <w:numPr>
           <w:ilvl w:val="0"/>
-          <w:numId w:val="1001"/>
+          <w:numId w:val="1002"/>
         </w:numPr>
       </w:pPr>
       <w:hyperlink r:id="rId17">
@@ -262,14 +251,32 @@
           <w:rPr>
             <w:rStyle w:val="Hyperlink"/>
           </w:rPr>
-          <w:t xml:space="preserve">09-end-to-end-classification-pipeline.md</w:t>
+          <w:t xml:space="preserve">13-tuning-workflow.md</w:t>
         </w:r>
       </w:hyperlink>
       <w:r>
         <w:t xml:space="preserve"> </w:t>
       </w:r>
       <w:r>
-        <w:t xml:space="preserve">- connect preparation, modeling, and evaluation in one complete classification flow.</w:t>
+        <w:t xml:space="preserve">- use hyperparameter search in a controlled way.</w:t>
+      </w:r>
+    </w:p>
+    <w:bookmarkEnd w:id="18"/>
+    <w:bookmarkStart w:id="22" w:name="workflow-transfer"/>
+    <w:p>
+      <w:pPr>
+        <w:pStyle w:val="Heading2"/>
+      </w:pPr>
+      <w:r>
+        <w:t xml:space="preserve">Workflow Transfer</w:t>
+      </w:r>
+    </w:p>
+    <w:p>
+      <w:pPr>
+        <w:pStyle w:val="FirstParagraph"/>
+      </w:pPr>
+      <w:r>
+        <w:t xml:space="preserve">These tutorials show how the same experiment logic extends to complete pipelines and to other learning tasks.</w:t>
       </w:r>
     </w:p>
     <w:p>
@@ -277,30 +284,7 @@
         <w:pStyle w:val="Compact"/>
         <w:numPr>
           <w:ilvl w:val="0"/>
-          <w:numId w:val="1001"/>
-        </w:numPr>
-      </w:pPr>
-      <w:hyperlink r:id="rId18">
-        <w:r>
-          <w:rPr>
-            <w:rStyle w:val="Hyperlink"/>
-          </w:rPr>
-          <w:t xml:space="preserve">10-regression-workflow.md</w:t>
-        </w:r>
-      </w:hyperlink>
-      <w:r>
-        <w:t xml:space="preserve"> </w:t>
-      </w:r>
-      <w:r>
-        <w:t xml:space="preserve">- transfer the same workflow to numeric prediction.</w:t>
-      </w:r>
-    </w:p>
-    <w:p>
-      <w:pPr>
-        <w:pStyle w:val="Compact"/>
-        <w:numPr>
-          <w:ilvl w:val="0"/>
-          <w:numId w:val="1001"/>
+          <w:numId w:val="1003"/>
         </w:numPr>
       </w:pPr>
       <w:hyperlink r:id="rId19">
@@ -308,14 +292,14 @@
           <w:rPr>
             <w:rStyle w:val="Hyperlink"/>
           </w:rPr>
-          <w:t xml:space="preserve">11-clustering-workflow.md</w:t>
+          <w:t xml:space="preserve">20-end-to-end-classification-pipeline.md</w:t>
         </w:r>
       </w:hyperlink>
       <w:r>
         <w:t xml:space="preserve"> </w:t>
       </w:r>
       <w:r>
-        <w:t xml:space="preserve">- move to unsupervised learning and study the role of normalization.</w:t>
+        <w:t xml:space="preserve">- connect preparation, modeling, and evaluation in one complete classification flow.</w:t>
       </w:r>
     </w:p>
     <w:p>
@@ -323,7 +307,7 @@
         <w:pStyle w:val="Compact"/>
         <w:numPr>
           <w:ilvl w:val="0"/>
-          <w:numId w:val="1001"/>
+          <w:numId w:val="1003"/>
         </w:numPr>
       </w:pPr>
       <w:hyperlink r:id="rId20">
@@ -331,14 +315,14 @@
           <w:rPr>
             <w:rStyle w:val="Hyperlink"/>
           </w:rPr>
-          <w:t xml:space="preserve">12-visual-analysis-and-reporting.md</w:t>
+          <w:t xml:space="preserve">21-regression-workflow.md</w:t>
         </w:r>
       </w:hyperlink>
       <w:r>
         <w:t xml:space="preserve"> </w:t>
       </w:r>
       <w:r>
-        <w:t xml:space="preserve">- use plots to understand data and communicate results.</w:t>
+        <w:t xml:space="preserve">- transfer the same workflow to numeric prediction.</w:t>
       </w:r>
     </w:p>
     <w:p>
@@ -346,7 +330,7 @@
         <w:pStyle w:val="Compact"/>
         <w:numPr>
           <w:ilvl w:val="0"/>
-          <w:numId w:val="1001"/>
+          <w:numId w:val="1003"/>
         </w:numPr>
       </w:pPr>
       <w:hyperlink r:id="rId21">
@@ -354,17 +338,82 @@
           <w:rPr>
             <w:rStyle w:val="Hyperlink"/>
           </w:rPr>
-          <w:t xml:space="preserve">13-custom-extension.md</w:t>
+          <w:t xml:space="preserve">22-clustering-workflow.md</w:t>
         </w:r>
       </w:hyperlink>
       <w:r>
         <w:t xml:space="preserve"> </w:t>
       </w:r>
       <w:r>
+        <w:t xml:space="preserve">- move to unsupervised learning and study the role of normalization.</w:t>
+      </w:r>
+    </w:p>
+    <w:bookmarkEnd w:id="22"/>
+    <w:bookmarkStart w:id="25" w:name="communication-and-extension"/>
+    <w:p>
+      <w:pPr>
+        <w:pStyle w:val="Heading2"/>
+      </w:pPr>
+      <w:r>
+        <w:t xml:space="preserve">Communication and Extension</w:t>
+      </w:r>
+    </w:p>
+    <w:p>
+      <w:pPr>
+        <w:pStyle w:val="FirstParagraph"/>
+      </w:pPr>
+      <w:r>
+        <w:t xml:space="preserve">Finish with examples that broaden the workflow toward reporting and framework customization.</w:t>
+      </w:r>
+    </w:p>
+    <w:p>
+      <w:pPr>
+        <w:pStyle w:val="Compact"/>
+        <w:numPr>
+          <w:ilvl w:val="0"/>
+          <w:numId w:val="1004"/>
+        </w:numPr>
+      </w:pPr>
+      <w:hyperlink r:id="rId23">
+        <w:r>
+          <w:rPr>
+            <w:rStyle w:val="Hyperlink"/>
+          </w:rPr>
+          <w:t xml:space="preserve">30-visual-analysis-and-reporting.md</w:t>
+        </w:r>
+      </w:hyperlink>
+      <w:r>
+        <w:t xml:space="preserve"> </w:t>
+      </w:r>
+      <w:r>
+        <w:t xml:space="preserve">- use plots to understand data and communicate results.</w:t>
+      </w:r>
+    </w:p>
+    <w:p>
+      <w:pPr>
+        <w:pStyle w:val="Compact"/>
+        <w:numPr>
+          <w:ilvl w:val="0"/>
+          <w:numId w:val="1004"/>
+        </w:numPr>
+      </w:pPr>
+      <w:hyperlink r:id="rId24">
+        <w:r>
+          <w:rPr>
+            <w:rStyle w:val="Hyperlink"/>
+          </w:rPr>
+          <w:t xml:space="preserve">31-custom-extension.md</w:t>
+        </w:r>
+      </w:hyperlink>
+      <w:r>
+        <w:t xml:space="preserve"> </w:t>
+      </w:r>
+      <w:r>
         <w:t xml:space="preserve">- create a custom learner while preserving the same workflow structure.</w:t>
       </w:r>
     </w:p>
-    <w:bookmarkEnd w:id="22"/>
+    <w:bookmarkEnd w:id="25"/>
+    <w:bookmarkEnd w:id="26"/>
     <w:sectPr>
       <w:footnotePr>
         <w:numRestart w:val="eachSect"/>
@@ -582,6 +631,15 @@
     <w:abstractNumId w:val="990"/>
   </w:num>
   <w:num w:numId="1001">
+    <w:abstractNumId w:val="991"/>
+  </w:num>
+  <w:num w:numId="1002">
+    <w:abstractNumId w:val="991"/>
+  </w:num>
+  <w:num w:numId="1003">
+    <w:abstractNumId w:val="991"/>
+  </w:num>
+  <w:num w:numId="1004">
     <w:abstractNumId w:val="991"/>
   </w:num>
 </w:numbering>
